--- a/agent-builder-workshop/worksheets/Agent Workshop - Session 2 Worksheet v1_0.docx
+++ b/agent-builder-workshop/worksheets/Agent Workshop - Session 2 Worksheet v1_0.docx
@@ -221,7 +221,21 @@
               <w:rPr>
                 <w:color w:val="1A1A1A" w:themeColor="text1"/>
               </w:rPr>
-              <w:t>Do not include sensitive information, Tax File Numbers, customer or passenger data, or confidential process details. A person still makes the decision. Not sure? Ask your organisation's AI support team.</w:t>
+              <w:t xml:space="preserve">Do not include sensitive information, Tax File Numbers, customer or passenger data, or confidential process details. A person still makes the decision. Not sure? Ask your </w:t>
+            </w:r>
+            <w:proofErr w:type="spellStart"/>
+            <w:r>
+              <w:rPr>
+                <w:color w:val="1A1A1A" w:themeColor="text1"/>
+              </w:rPr>
+              <w:t>organisation's</w:t>
+            </w:r>
+            <w:proofErr w:type="spellEnd"/>
+            <w:r>
+              <w:rPr>
+                <w:color w:val="1A1A1A" w:themeColor="text1"/>
+              </w:rPr>
+              <w:t xml:space="preserve"> AI support team.</w:t>
             </w:r>
           </w:p>
         </w:tc>
@@ -441,7 +455,15 @@
           </w:tcPr>
           <w:p>
             <w:r>
-              <w:t>KNOWLEDGE: Prioritise information from [approved source].</w:t>
+              <w:t xml:space="preserve">KNOWLEDGE: </w:t>
+            </w:r>
+            <w:proofErr w:type="spellStart"/>
+            <w:r>
+              <w:t>Prioritise</w:t>
+            </w:r>
+            <w:proofErr w:type="spellEnd"/>
+            <w:r>
+              <w:t xml:space="preserve"> information from [approved source].</w:t>
             </w:r>
           </w:p>
         </w:tc>
@@ -835,7 +857,15 @@
               <w:cnfStyle w:val="100000000000" w:firstRow="1" w:lastRow="0" w:firstColumn="0" w:lastColumn="0" w:oddVBand="0" w:evenVBand="0" w:oddHBand="0" w:evenHBand="0" w:firstRowFirstColumn="0" w:firstRowLastColumn="0" w:lastRowFirstColumn="0" w:lastRowLastColumn="0"/>
             </w:pPr>
             <w:r>
-              <w:t>Starter prompts (the three things people will ask most)</w:t>
+              <w:t xml:space="preserve">Starter prompts (the three </w:t>
+            </w:r>
+            <w:proofErr w:type="gramStart"/>
+            <w:r>
+              <w:t>things</w:t>
+            </w:r>
+            <w:proofErr w:type="gramEnd"/>
+            <w:r>
+              <w:t xml:space="preserve"> people will ask most)</w:t>
             </w:r>
           </w:p>
         </w:tc>
@@ -1077,7 +1107,15 @@
               <w:cnfStyle w:val="000000100000" w:firstRow="0" w:lastRow="0" w:firstColumn="0" w:lastColumn="0" w:oddVBand="0" w:evenVBand="0" w:oddHBand="1" w:evenHBand="0" w:firstRowFirstColumn="0" w:firstRowLastColumn="0" w:lastRowFirstColumn="0" w:lastRowLastColumn="0"/>
             </w:pPr>
             <w:r>
-              <w:t>☐ Yes  ☐ No</w:t>
+              <w:t xml:space="preserve">☐ </w:t>
+            </w:r>
+            <w:proofErr w:type="gramStart"/>
+            <w:r>
+              <w:t>Yes  ☐</w:t>
+            </w:r>
+            <w:proofErr w:type="gramEnd"/>
+            <w:r>
+              <w:t xml:space="preserve"> No</w:t>
             </w:r>
           </w:p>
         </w:tc>
@@ -1142,7 +1180,15 @@
               <w:cnfStyle w:val="000000000000" w:firstRow="0" w:lastRow="0" w:firstColumn="0" w:lastColumn="0" w:oddVBand="0" w:evenVBand="0" w:oddHBand="0" w:evenHBand="0" w:firstRowFirstColumn="0" w:firstRowLastColumn="0" w:lastRowFirstColumn="0" w:lastRowLastColumn="0"/>
             </w:pPr>
             <w:r>
-              <w:t>☐ Yes  ☐ No</w:t>
+              <w:t xml:space="preserve">☐ </w:t>
+            </w:r>
+            <w:proofErr w:type="gramStart"/>
+            <w:r>
+              <w:t>Yes  ☐</w:t>
+            </w:r>
+            <w:proofErr w:type="gramEnd"/>
+            <w:r>
+              <w:t xml:space="preserve"> No</w:t>
             </w:r>
           </w:p>
         </w:tc>
@@ -1210,7 +1256,15 @@
               <w:cnfStyle w:val="000000100000" w:firstRow="0" w:lastRow="0" w:firstColumn="0" w:lastColumn="0" w:oddVBand="0" w:evenVBand="0" w:oddHBand="1" w:evenHBand="0" w:firstRowFirstColumn="0" w:firstRowLastColumn="0" w:lastRowFirstColumn="0" w:lastRowLastColumn="0"/>
             </w:pPr>
             <w:r>
-              <w:t>☐ Yes  ☐ No</w:t>
+              <w:t xml:space="preserve">☐ </w:t>
+            </w:r>
+            <w:proofErr w:type="gramStart"/>
+            <w:r>
+              <w:t>Yes  ☐</w:t>
+            </w:r>
+            <w:proofErr w:type="gramEnd"/>
+            <w:r>
+              <w:t xml:space="preserve"> No</w:t>
             </w:r>
           </w:p>
         </w:tc>
@@ -1734,6 +1788,7 @@
       </w:tr>
     </w:tbl>
     <w:p/>
+    <w:p/>
     <w:sectPr>
       <w:headerReference w:type="default" r:id="rId8"/>
       <w:pgSz w:w="11906" w:h="16838"/>
